--- a/HTTT2211044.docx
+++ b/HTTT2211044.docx
@@ -666,14 +666,6 @@
     <w:p>
       <w:pPr>
         <w:jc w:val="center"/>
-        <w:rPr>
-          <w:rFonts w:hint="default" w:ascii="Times New Roman" w:hAnsi="Times New Roman" w:cs="Times New Roman"/>
-          <w:b/>
-          <w:bCs/>
-          <w:sz w:val="40"/>
-          <w:szCs w:val="40"/>
-          <w:lang w:val="en-US"/>
-        </w:rPr>
       </w:pPr>
       <w:r>
         <w:drawing>
@@ -717,6 +709,347 @@
             </a:graphic>
           </wp:inline>
         </w:drawing>
+      </w:r>
+    </w:p>
+    <w:p>
+      <w:pPr>
+        <w:jc w:val="center"/>
+        <w:rPr>
+          <w:rFonts w:hint="default"/>
+          <w:lang w:val="en-US"/>
+        </w:rPr>
+      </w:pPr>
+      <w:r>
+        <w:rPr>
+          <w:rFonts w:hint="default"/>
+          <w:lang w:val="en-US"/>
+        </w:rPr>
+        <w:t>Lap 3:</w:t>
+      </w:r>
+    </w:p>
+    <w:p>
+      <w:pPr>
+        <w:jc w:val="left"/>
+      </w:pPr>
+      <w:r>
+        <w:rPr>
+          <w:rFonts w:hint="default"/>
+          <w:lang w:val="en-US"/>
+        </w:rPr>
+        <w:t>Process explorer:</w:t>
+      </w:r>
+      <w:r>
+        <w:rPr>
+          <w:rFonts w:hint="default"/>
+          <w:lang w:val="en-US"/>
+        </w:rPr>
+        <w:br w:type="textWrapping"/>
+      </w:r>
+      <w:r>
+        <w:drawing>
+          <wp:inline distT="0" distB="0" distL="114300" distR="114300">
+            <wp:extent cx="5486400" cy="2914650"/>
+            <wp:effectExtent l="0" t="0" r="0" b="11430"/>
+            <wp:docPr id="4" name="Picture 1"/>
+            <wp:cNvGraphicFramePr>
+              <a:graphicFrameLocks xmlns:a="http://schemas.openxmlformats.org/drawingml/2006/main" noChangeAspect="1"/>
+            </wp:cNvGraphicFramePr>
+            <a:graphic xmlns:a="http://schemas.openxmlformats.org/drawingml/2006/main">
+              <a:graphicData uri="http://schemas.openxmlformats.org/drawingml/2006/picture">
+                <pic:pic xmlns:pic="http://schemas.openxmlformats.org/drawingml/2006/picture">
+                  <pic:nvPicPr>
+                    <pic:cNvPr id="4" name="Picture 1"/>
+                    <pic:cNvPicPr>
+                      <a:picLocks noChangeAspect="1"/>
+                    </pic:cNvPicPr>
+                  </pic:nvPicPr>
+                  <pic:blipFill>
+                    <a:blip r:embed="rId15"/>
+                    <a:stretch>
+                      <a:fillRect/>
+                    </a:stretch>
+                  </pic:blipFill>
+                  <pic:spPr>
+                    <a:xfrm>
+                      <a:off x="0" y="0"/>
+                      <a:ext cx="5486400" cy="2914650"/>
+                    </a:xfrm>
+                    <a:prstGeom prst="rect">
+                      <a:avLst/>
+                    </a:prstGeom>
+                    <a:noFill/>
+                    <a:ln>
+                      <a:noFill/>
+                    </a:ln>
+                  </pic:spPr>
+                </pic:pic>
+              </a:graphicData>
+            </a:graphic>
+          </wp:inline>
+        </w:drawing>
+      </w:r>
+    </w:p>
+    <w:p>
+      <w:pPr>
+        <w:jc w:val="left"/>
+        <w:rPr>
+          <w:rFonts w:hint="default"/>
+          <w:lang w:val="en-US"/>
+        </w:rPr>
+      </w:pPr>
+      <w:r>
+        <w:rPr>
+          <w:rFonts w:hint="default"/>
+          <w:lang w:val="en-US"/>
+        </w:rPr>
+        <w:t>Verified signer</w:t>
+      </w:r>
+      <w:r>
+        <w:rPr>
+          <w:rFonts w:hint="default"/>
+          <w:lang w:val="en-US"/>
+        </w:rPr>
+        <w:br w:type="textWrapping"/>
+      </w:r>
+      <w:r>
+        <w:drawing>
+          <wp:inline distT="0" distB="0" distL="114300" distR="114300">
+            <wp:extent cx="5469890" cy="678180"/>
+            <wp:effectExtent l="0" t="0" r="1270" b="7620"/>
+            <wp:docPr id="9" name="Picture 2"/>
+            <wp:cNvGraphicFramePr>
+              <a:graphicFrameLocks xmlns:a="http://schemas.openxmlformats.org/drawingml/2006/main" noChangeAspect="1"/>
+            </wp:cNvGraphicFramePr>
+            <a:graphic xmlns:a="http://schemas.openxmlformats.org/drawingml/2006/main">
+              <a:graphicData uri="http://schemas.openxmlformats.org/drawingml/2006/picture">
+                <pic:pic xmlns:pic="http://schemas.openxmlformats.org/drawingml/2006/picture">
+                  <pic:nvPicPr>
+                    <pic:cNvPr id="9" name="Picture 2"/>
+                    <pic:cNvPicPr>
+                      <a:picLocks noChangeAspect="1"/>
+                    </pic:cNvPicPr>
+                  </pic:nvPicPr>
+                  <pic:blipFill>
+                    <a:blip r:embed="rId16"/>
+                    <a:stretch>
+                      <a:fillRect/>
+                    </a:stretch>
+                  </pic:blipFill>
+                  <pic:spPr>
+                    <a:xfrm>
+                      <a:off x="0" y="0"/>
+                      <a:ext cx="5469890" cy="678180"/>
+                    </a:xfrm>
+                    <a:prstGeom prst="rect">
+                      <a:avLst/>
+                    </a:prstGeom>
+                    <a:noFill/>
+                    <a:ln>
+                      <a:noFill/>
+                    </a:ln>
+                  </pic:spPr>
+                </pic:pic>
+              </a:graphicData>
+            </a:graphic>
+          </wp:inline>
+        </w:drawing>
+      </w:r>
+      <w:r>
+        <w:br w:type="textWrapping"/>
+      </w:r>
+      <w:r>
+        <w:rPr>
+          <w:rFonts w:hint="default"/>
+          <w:lang w:val="en-US"/>
+        </w:rPr>
+        <w:t>Một số ứng dụng được 1 trong cac virus token nghi ngờ</w:t>
+      </w:r>
+    </w:p>
+    <w:p>
+      <w:pPr>
+        <w:jc w:val="left"/>
+      </w:pPr>
+      <w:r>
+        <w:drawing>
+          <wp:inline distT="0" distB="0" distL="114300" distR="114300">
+            <wp:extent cx="5485765" cy="2491105"/>
+            <wp:effectExtent l="0" t="0" r="635" b="8255"/>
+            <wp:docPr id="10" name="Picture 3"/>
+            <wp:cNvGraphicFramePr>
+              <a:graphicFrameLocks xmlns:a="http://schemas.openxmlformats.org/drawingml/2006/main" noChangeAspect="1"/>
+            </wp:cNvGraphicFramePr>
+            <a:graphic xmlns:a="http://schemas.openxmlformats.org/drawingml/2006/main">
+              <a:graphicData uri="http://schemas.openxmlformats.org/drawingml/2006/picture">
+                <pic:pic xmlns:pic="http://schemas.openxmlformats.org/drawingml/2006/picture">
+                  <pic:nvPicPr>
+                    <pic:cNvPr id="10" name="Picture 3"/>
+                    <pic:cNvPicPr>
+                      <a:picLocks noChangeAspect="1"/>
+                    </pic:cNvPicPr>
+                  </pic:nvPicPr>
+                  <pic:blipFill>
+                    <a:blip r:embed="rId17"/>
+                    <a:stretch>
+                      <a:fillRect/>
+                    </a:stretch>
+                  </pic:blipFill>
+                  <pic:spPr>
+                    <a:xfrm>
+                      <a:off x="0" y="0"/>
+                      <a:ext cx="5485765" cy="2491105"/>
+                    </a:xfrm>
+                    <a:prstGeom prst="rect">
+                      <a:avLst/>
+                    </a:prstGeom>
+                    <a:noFill/>
+                    <a:ln>
+                      <a:noFill/>
+                    </a:ln>
+                  </pic:spPr>
+                </pic:pic>
+              </a:graphicData>
+            </a:graphic>
+          </wp:inline>
+        </w:drawing>
+      </w:r>
+    </w:p>
+    <w:p>
+      <w:pPr>
+        <w:jc w:val="left"/>
+        <w:rPr>
+          <w:rFonts w:hint="default"/>
+          <w:lang w:val="en-US"/>
+        </w:rPr>
+      </w:pPr>
+      <w:r>
+        <w:rPr>
+          <w:rFonts w:hint="default"/>
+          <w:lang w:val="en-US"/>
+        </w:rPr>
+        <w:t>1 trong các virus token đang nghi ngờ</w:t>
+      </w:r>
+    </w:p>
+    <w:p>
+      <w:pPr>
+        <w:jc w:val="left"/>
+        <w:rPr>
+          <w:rFonts w:hint="default"/>
+          <w:lang w:val="en-US"/>
+        </w:rPr>
+      </w:pPr>
+      <w:r>
+        <w:drawing>
+          <wp:inline distT="0" distB="0" distL="114300" distR="114300">
+            <wp:extent cx="5486400" cy="2914650"/>
+            <wp:effectExtent l="0" t="0" r="0" b="11430"/>
+            <wp:docPr id="14" name="Picture 1"/>
+            <wp:cNvGraphicFramePr>
+              <a:graphicFrameLocks xmlns:a="http://schemas.openxmlformats.org/drawingml/2006/main" noChangeAspect="1"/>
+            </wp:cNvGraphicFramePr>
+            <a:graphic xmlns:a="http://schemas.openxmlformats.org/drawingml/2006/main">
+              <a:graphicData uri="http://schemas.openxmlformats.org/drawingml/2006/picture">
+                <pic:pic xmlns:pic="http://schemas.openxmlformats.org/drawingml/2006/picture">
+                  <pic:nvPicPr>
+                    <pic:cNvPr id="14" name="Picture 1"/>
+                    <pic:cNvPicPr>
+                      <a:picLocks noChangeAspect="1"/>
+                    </pic:cNvPicPr>
+                  </pic:nvPicPr>
+                  <pic:blipFill>
+                    <a:blip r:embed="rId18"/>
+                    <a:stretch>
+                      <a:fillRect/>
+                    </a:stretch>
+                  </pic:blipFill>
+                  <pic:spPr>
+                    <a:xfrm>
+                      <a:off x="0" y="0"/>
+                      <a:ext cx="5486400" cy="2914650"/>
+                    </a:xfrm>
+                    <a:prstGeom prst="rect">
+                      <a:avLst/>
+                    </a:prstGeom>
+                    <a:noFill/>
+                    <a:ln>
+                      <a:noFill/>
+                    </a:ln>
+                  </pic:spPr>
+                </pic:pic>
+              </a:graphicData>
+            </a:graphic>
+          </wp:inline>
+        </w:drawing>
+      </w:r>
+      <w:r>
+        <w:rPr>
+          <w:rFonts w:hint="default"/>
+          <w:lang w:val="en-US"/>
+        </w:rPr>
+        <w:t>Auto zip</w:t>
+      </w:r>
+    </w:p>
+    <w:p>
+      <w:pPr>
+        <w:jc w:val="left"/>
+      </w:pPr>
+      <w:r>
+        <w:drawing>
+          <wp:inline distT="0" distB="0" distL="114300" distR="114300">
+            <wp:extent cx="5482590" cy="2889250"/>
+            <wp:effectExtent l="0" t="0" r="3810" b="6350"/>
+            <wp:docPr id="15" name="Picture 2"/>
+            <wp:cNvGraphicFramePr>
+              <a:graphicFrameLocks xmlns:a="http://schemas.openxmlformats.org/drawingml/2006/main" noChangeAspect="1"/>
+            </wp:cNvGraphicFramePr>
+            <a:graphic xmlns:a="http://schemas.openxmlformats.org/drawingml/2006/main">
+              <a:graphicData uri="http://schemas.openxmlformats.org/drawingml/2006/picture">
+                <pic:pic xmlns:pic="http://schemas.openxmlformats.org/drawingml/2006/picture">
+                  <pic:nvPicPr>
+                    <pic:cNvPr id="15" name="Picture 2"/>
+                    <pic:cNvPicPr>
+                      <a:picLocks noChangeAspect="1"/>
+                    </pic:cNvPicPr>
+                  </pic:nvPicPr>
+                  <pic:blipFill>
+                    <a:blip r:embed="rId19"/>
+                    <a:stretch>
+                      <a:fillRect/>
+                    </a:stretch>
+                  </pic:blipFill>
+                  <pic:spPr>
+                    <a:xfrm>
+                      <a:off x="0" y="0"/>
+                      <a:ext cx="5482590" cy="2889250"/>
+                    </a:xfrm>
+                    <a:prstGeom prst="rect">
+                      <a:avLst/>
+                    </a:prstGeom>
+                    <a:noFill/>
+                    <a:ln>
+                      <a:noFill/>
+                    </a:ln>
+                  </pic:spPr>
+                </pic:pic>
+              </a:graphicData>
+            </a:graphic>
+          </wp:inline>
+        </w:drawing>
+      </w:r>
+    </w:p>
+    <w:p>
+      <w:pPr>
+        <w:jc w:val="left"/>
+        <w:rPr>
+          <w:rFonts w:hint="default"/>
+          <w:lang w:val="en-US"/>
+        </w:rPr>
+      </w:pPr>
+      <w:r>
+        <w:rPr>
+          <w:rFonts w:hint="default"/>
+          <w:lang w:val="en-US"/>
+        </w:rPr>
+        <w:t>Process monitor</w:t>
       </w:r>
       <w:bookmarkStart w:id="0" w:name="_GoBack"/>
       <w:bookmarkEnd w:id="0"/>
